--- a/issue10/downloads/article-6.docx
+++ b/issue10/downloads/article-6.docx
@@ -19,19 +19,29 @@
         <w:br/>
       </w:r>
       <w:r>
-        <w:t>Автор: Строев Г.А.&lt;br&gt;Сотрудник редакции журнала</w:t>
+        <w:t>Автор: Строев Г.А. &lt;br&gt; Сотрудник редакции журнала</w:t>
         <w:br/>
       </w:r>
+    </w:p>
+    <w:p/>
+    <w:p>
+      <w:r/>
+    </w:p>
+    <w:p>
+      <w:r/>
     </w:p>
     <w:p>
       <w:r>
         <w:rPr>
-          <w:i/>
+          <w:b/>
+          <w:i w:val="0"/>
         </w:rPr>
         <w:t>В статье на основе действующего законодательства рассмотрены задачи, функции и нормативно-правовая база организации подготовки населения в области гражданской обороны и защиты от чрезвычайных ситуаций природного и техногенного характера.</w:t>
       </w:r>
     </w:p>
-    <w:p/>
+    <w:p>
+      <w:r/>
+    </w:p>
     <w:p>
       <w:pPr>
         <w:jc w:val="both"/>
@@ -146,20 +156,13 @@
       <w:pPr>
         <w:jc w:val="both"/>
       </w:pPr>
-      <w:r>
-        <w:rPr>
-          <w:b w:val="0"/>
-          <w:i w:val="0"/>
-        </w:rPr>
-        <w:t xml:space="preserve">В соответствии с </w:t>
-      </w:r>
       <w:hyperlink r:id="rId9">
         <w:r>
           <w:rPr>
             <w:color w:val="0563C1"/>
             <w:u w:val="single"/>
           </w:rPr>
-          <w:t xml:space="preserve">Федеральным законом РФ "О гражданской обороне" от 12.02.1998 N 28-ФЗ</w:t>
+          <w:t xml:space="preserve">В соответствии с Федеральным законом РФ "О гражданской обороне" от 12.02.1998 N 28-ФЗ</w:t>
         </w:r>
       </w:hyperlink>
       <w:r>
@@ -167,7 +170,23 @@
           <w:b w:val="0"/>
           <w:i w:val="0"/>
         </w:rPr>
-        <w:t xml:space="preserve"> Правительство РФ определяет порядок обучения населения способам защиты от опасностей, возникающих при ведении военных действий или вследствие этих действий. В настоящее время действует постановление Правительства РФ от 02.11.2000 N 841 (ред. от 19.01.2026) "Об утверждении Положения о подготовке населения в области гражданской обороны ".</w:t>
+        <w:t xml:space="preserve"> Правительство РФ определяет порядок обу</w:t>
+      </w:r>
+      <w:hyperlink r:id="rId10">
+        <w:r>
+          <w:rPr>
+            <w:color w:val="0563C1"/>
+            <w:u w:val="single"/>
+          </w:rPr>
+          <w:t xml:space="preserve">чения населения способам защиты от опасностей, возникающих при ведении военных действий или вследствие этих действий. В настоящее время действует постановление Правительства РФ от 02.11.2000 N 841</w:t>
+        </w:r>
+      </w:hyperlink>
+      <w:r>
+        <w:rPr>
+          <w:b w:val="0"/>
+          <w:i w:val="0"/>
+        </w:rPr>
+        <w:t xml:space="preserve"> (ред. от 19.01.2026) "Об утверждении Положения о подготовке населения в области гражданской обороны ".</w:t>
       </w:r>
     </w:p>
     <w:p>
@@ -243,6 +262,9 @@
       </w:r>
     </w:p>
     <w:p>
+      <w:r/>
+    </w:p>
+    <w:p>
       <w:pPr>
         <w:jc w:val="both"/>
       </w:pPr>
@@ -270,48 +292,84 @@
       <w:pPr>
         <w:jc w:val="both"/>
       </w:pPr>
+      <w:hyperlink r:id="rId11">
+        <w:r>
+          <w:rPr>
+            <w:color w:val="0563C1"/>
+            <w:u w:val="single"/>
+          </w:rPr>
+          <w:t xml:space="preserve">- постановление Правительства РФ от 26.11.2007 N 804 "Об утверждении Положения о гражданской обороне в Российской Федерации"</w:t>
+        </w:r>
+      </w:hyperlink>
       <w:r>
         <w:rPr>
           <w:b w:val="0"/>
           <w:i w:val="0"/>
         </w:rPr>
-        <w:t>- постановление Правительства РФ от 26.11.2007 N 804 "Об утверждении Положения о гражданской обороне в Российской Федерации" (пункт 7 Положения);</w:t>
+        <w:t xml:space="preserve"> (пункт 7 Положения);</w:t>
       </w:r>
     </w:p>
     <w:p>
       <w:pPr>
         <w:jc w:val="both"/>
       </w:pPr>
+      <w:hyperlink r:id="rId10">
+        <w:r>
+          <w:rPr>
+            <w:color w:val="0563C1"/>
+            <w:u w:val="single"/>
+          </w:rPr>
+          <w:t xml:space="preserve">- постановление Правительства РФ от 02.11.2000 N 841 "Об утверждении Положения о подготовке населения в области гражданской обороны"</w:t>
+        </w:r>
+      </w:hyperlink>
       <w:r>
         <w:rPr>
           <w:b w:val="0"/>
           <w:i w:val="0"/>
         </w:rPr>
-        <w:t>- постановление Правительства РФ от 02.11.2000 N 841 "Об утверждении Положения о подготовке населения в области гражданской обороны";</w:t>
+        <w:t>;</w:t>
       </w:r>
     </w:p>
     <w:p>
       <w:pPr>
         <w:jc w:val="both"/>
       </w:pPr>
+      <w:hyperlink r:id="rId12">
+        <w:r>
+          <w:rPr>
+            <w:color w:val="0563C1"/>
+            <w:u w:val="single"/>
+          </w:rPr>
+          <w:t xml:space="preserve">- постановление Правительства РФ от 18.09.2020 N 1485 "Об утверждении Положения о подготовке граждан Российской Федерации, иностранных граждан и лиц без гражданства в области защиты от чрезвычайных ситуаций природного и техногенного характера"</w:t>
+        </w:r>
+      </w:hyperlink>
       <w:r>
         <w:rPr>
           <w:b w:val="0"/>
           <w:i w:val="0"/>
         </w:rPr>
-        <w:t>- постановление Правительства РФ от 18.09.2020 N 1485 "Об утверждении Положения о подготовке граждан Российской Федерации, иностранных граждан и лиц без гражданства в области защиты от чрезвычайных ситуаций природного и техногенного характера";</w:t>
+        <w:t>;</w:t>
       </w:r>
     </w:p>
     <w:p>
       <w:pPr>
         <w:jc w:val="both"/>
       </w:pPr>
+      <w:hyperlink r:id="rId13">
+        <w:r>
+          <w:rPr>
+            <w:color w:val="0563C1"/>
+            <w:u w:val="single"/>
+          </w:rPr>
+          <w:t xml:space="preserve">- приказ МЧС России от 14.11.2008 N 687 "Об утверждении Положения об организации и ведении гражданской обороны в муниципальных образованиях и организациях"</w:t>
+        </w:r>
+      </w:hyperlink>
       <w:r>
         <w:rPr>
           <w:b w:val="0"/>
           <w:i w:val="0"/>
         </w:rPr>
-        <w:t>- приказ МЧС России от 14.11.2008 N 687 "Об утверждении Положения об организации и ведении гражданской обороны в муниципальных образованиях и организациях";</w:t>
+        <w:t>;</w:t>
       </w:r>
     </w:p>
     <w:p>
@@ -330,12 +388,21 @@
       <w:pPr>
         <w:jc w:val="both"/>
       </w:pPr>
+      <w:hyperlink r:id="rId14">
+        <w:r>
+          <w:rPr>
+            <w:color w:val="0563C1"/>
+            <w:u w:val="single"/>
+          </w:rPr>
+          <w:t xml:space="preserve">- приказ МЧС России от 24.04.2020 N 262</w:t>
+        </w:r>
+      </w:hyperlink>
       <w:r>
         <w:rPr>
           <w:b w:val="0"/>
           <w:i w:val="0"/>
         </w:rPr>
-        <w:t>- приказ МЧС России от 24.04.2020 N 262 "Об утверждении перечня должностных лиц, проходящих обучение соответственно по дополнительным профессиональным программам и программам курсового обучения в области ГО в организациях, осуществляющих образовательную деятельность по дополнительным профессиональным программам в области ГО, находящихся в ведении МЧС России, других федеральных органов исполнительной власти, в других организациях, осуществляющих образовательную деятельность по дополнительным профессиональным программам в области ГО, в том числе в учебно-методических центрах, а также на курсах гражданской обороны";</w:t>
+        <w:t xml:space="preserve"> "Об утверждении перечня должностных лиц, проходящих обучение соответственно по дополнительным профессиональным программам и программам курсового обучения в области ГО в организациях, осуществляющих образовательную деятельность по дополнительным профессиональным программам в области ГО, находящихся в ведении МЧС России, других федеральных органов исполнительной власти, в других организациях, осуществляющих образовательную деятельность по дополнительным профессиональным программам в области ГО, в том числе в учебно-методических центрах, а также на курсах гражданской обороны";</w:t>
       </w:r>
     </w:p>
     <w:p>
@@ -361,6 +428,9 @@
         </w:rPr>
         <w:t>На основе указанных нормативно-правовых актов и методических документов федерального уровня в субъектах РФ, муниципальных организациях и организациях разрабатываются соответствующие нормативно-правовые и методические документы по подготовке в области ГО, включая работников организаций и неработающее население. На основе учебных программ, утвержденных МЧС России, разрабатываются локальные программы обучения, учитывающие местную специфику в плане риска возникновения ЧС природного и техногенного характера, наличия особо опасных и критически важных объектов, особенностей инфраструктуры, природного ландшафта и т.д.</w:t>
       </w:r>
+    </w:p>
+    <w:p>
+      <w:r/>
     </w:p>
     <w:p>
       <w:pPr>
@@ -483,6 +553,9 @@
       </w:r>
     </w:p>
     <w:p>
+      <w:r/>
+    </w:p>
+    <w:p>
       <w:pPr>
         <w:jc w:val="both"/>
       </w:pPr>
@@ -493,6 +566,9 @@
         </w:rPr>
         <w:t>Распределение функций по организации и осуществлению подготовки населения в области ГО</w:t>
       </w:r>
+    </w:p>
+    <w:p>
+      <w:r/>
     </w:p>
     <w:p>
       <w:pPr>
@@ -597,6 +673,9 @@
       </w:r>
     </w:p>
     <w:p>
+      <w:r/>
+    </w:p>
+    <w:p>
       <w:pPr>
         <w:jc w:val="both"/>
       </w:pPr>
@@ -679,6 +758,9 @@
         </w:rPr>
         <w:t>- организуют дополнительное профессиональное образование или курсовое обучение в области ГО работников центральных аппаратов, территориальных органов и подведомственных организаций.</w:t>
       </w:r>
+    </w:p>
+    <w:p>
+      <w:r/>
     </w:p>
     <w:p>
       <w:pPr>
@@ -799,6 +881,9 @@
         </w:rPr>
         <w:t>- организуют дополнительное профессиональное образование или курсовое обучение в области ГО своих работников и работников организаций, деятельность которых связана с деятельностью органов государственной власти субъектов РФ или которые находятся в сфере их ведения.</w:t>
       </w:r>
+    </w:p>
+    <w:p>
+      <w:r/>
     </w:p>
     <w:p>
       <w:pPr>
@@ -923,6 +1008,9 @@
       </w:r>
     </w:p>
     <w:p>
+      <w:r/>
+    </w:p>
+    <w:p>
       <w:pPr>
         <w:jc w:val="both"/>
       </w:pPr>
@@ -1030,6 +1118,15 @@
         <w:t xml:space="preserve">- планирование и проведение учений и тренировок по гражданской обороне. </w:t>
       </w:r>
     </w:p>
+    <w:p>
+      <w:r/>
+    </w:p>
+    <w:p>
+      <w:r/>
+    </w:p>
+    <w:p>
+      <w:r/>
+    </w:p>
     <w:p/>
     <w:p>
       <w:r>
@@ -1041,12 +1138,12 @@
     </w:p>
     <w:p>
       <w:r>
-        <w:t>7. С татья 2 Федерального закона "О гражданской обороне" от 12.02.1998 N 28-ФЗ .</w:t>
+        <w:t>7. Статья 2 Федерального закона "О гражданской обороне" от 12.02.1998 N 28-ФЗ.</w:t>
       </w:r>
     </w:p>
     <w:p>
       <w:r>
-        <w:t>8. Утверждено  Постановлением Правительства РФ от 26.11.2007 N 804.</w:t>
+        <w:t>8. Утверждено Постановлением Правительства РФ от 26.11.2007 N 804.</w:t>
       </w:r>
     </w:p>
     <w:p>
@@ -1056,12 +1153,12 @@
     </w:p>
     <w:p>
       <w:r>
-        <w:t>10. Утверждено п риказ ом  МЧС России от 14.11.2008 N 687 (ред. от 17.12.2021).</w:t>
+        <w:t>10. Утверждено приказом МЧС России от 14.11.2008 N 687 (ред. от 17.12.2021).</w:t>
       </w:r>
     </w:p>
     <w:p>
       <w:r>
-        <w:t>11. Абзац седьмой подпункта "в" пункта 5 Положения о подготовке населения в области гражданской обороны, утвержденного постановлением Правительства РФ от  0 2 .11. 2000 N 841 .</w:t>
+        <w:t>11. Абзац седьмой подпункта "в" пункта 5 Положения о подготовке населения в области гражданской обороны, утвержденного постановлением Правительства РФ от 02.11.2000 N 841.</w:t>
       </w:r>
     </w:p>
     <w:sectPr>
